--- a/docs/Documentatie BD.docx
+++ b/docs/Documentatie BD.docx
@@ -7793,14 +7793,22 @@
         </w:rPr>
         <w:t xml:space="preserve">3. </w:t>
       </w:r>
-      <w:proofErr w:type="spellStart"/>
       <w:r>
         <w:rPr>
           <w:rFonts w:ascii="Times New Roman" w:hAnsi="Times New Roman" w:cs="Times New Roman"/>
           <w:b/>
           <w:bCs/>
         </w:rPr>
-        <w:t>Proiectare</w:t>
+        <w:t xml:space="preserve">Analiza </w:t>
+      </w:r>
+      <w:proofErr w:type="spellStart"/>
+      <w:r>
+        <w:rPr>
+          <w:rFonts w:ascii="Times New Roman" w:hAnsi="Times New Roman" w:cs="Times New Roman"/>
+          <w:b/>
+          <w:bCs/>
+        </w:rPr>
+        <w:t>Cerintelor</w:t>
       </w:r>
       <w:proofErr w:type="spellEnd"/>
     </w:p>
@@ -8249,6 +8257,8 @@
       <w:r>
         <w:rPr>
           <w:rFonts w:ascii="Times New Roman" w:hAnsi="Times New Roman" w:cs="Times New Roman"/>
+          <w:b/>
+          <w:bCs/>
         </w:rPr>
         <w:t>vehiculelor</w:t>
       </w:r>
@@ -8347,6 +8357,8 @@
       <w:r>
         <w:rPr>
           <w:rFonts w:ascii="Times New Roman" w:hAnsi="Times New Roman" w:cs="Times New Roman"/>
+          <w:b/>
+          <w:bCs/>
         </w:rPr>
         <w:t>angajaților</w:t>
       </w:r>
@@ -8501,6 +8513,8 @@
       <w:r>
         <w:rPr>
           <w:rFonts w:ascii="Times New Roman" w:hAnsi="Times New Roman" w:cs="Times New Roman"/>
+          <w:b/>
+          <w:bCs/>
         </w:rPr>
         <w:t>rutele</w:t>
       </w:r>
@@ -8529,6 +8543,8 @@
       <w:r>
         <w:rPr>
           <w:rFonts w:ascii="Times New Roman" w:hAnsi="Times New Roman" w:cs="Times New Roman"/>
+          <w:b/>
+          <w:bCs/>
         </w:rPr>
         <w:t>stațiile</w:t>
       </w:r>
@@ -8655,6 +8671,8 @@
       <w:r>
         <w:rPr>
           <w:rFonts w:ascii="Times New Roman" w:hAnsi="Times New Roman" w:cs="Times New Roman"/>
+          <w:b/>
+          <w:bCs/>
         </w:rPr>
         <w:t>curselor</w:t>
       </w:r>
@@ -8921,6 +8939,8 @@
       <w:r>
         <w:rPr>
           <w:rFonts w:ascii="Times New Roman" w:hAnsi="Times New Roman" w:cs="Times New Roman"/>
+          <w:b/>
+          <w:bCs/>
         </w:rPr>
         <w:t>incidentele</w:t>
       </w:r>
@@ -9187,6 +9207,8 @@
       <w:r>
         <w:rPr>
           <w:rFonts w:ascii="Times New Roman" w:hAnsi="Times New Roman" w:cs="Times New Roman"/>
+          <w:b/>
+          <w:bCs/>
         </w:rPr>
         <w:t>biletelor</w:t>
       </w:r>
@@ -9281,6 +9303,33 @@
         </w:rPr>
         <w:t>.</w:t>
       </w:r>
+    </w:p>
+    <w:p>
+      <w:pPr>
+        <w:rPr>
+          <w:rFonts w:ascii="Times New Roman" w:hAnsi="Times New Roman" w:cs="Times New Roman"/>
+          <w:b/>
+          <w:bCs/>
+        </w:rPr>
+      </w:pPr>
+      <w:r>
+        <w:rPr>
+          <w:rFonts w:ascii="Times New Roman" w:hAnsi="Times New Roman" w:cs="Times New Roman"/>
+          <w:b/>
+          <w:bCs/>
+        </w:rPr>
+        <w:t xml:space="preserve">4. </w:t>
+      </w:r>
+      <w:proofErr w:type="spellStart"/>
+      <w:r>
+        <w:rPr>
+          <w:rFonts w:ascii="Times New Roman" w:hAnsi="Times New Roman" w:cs="Times New Roman"/>
+          <w:b/>
+          <w:bCs/>
+        </w:rPr>
+        <w:t>Proiectare</w:t>
+      </w:r>
+      <w:proofErr w:type="spellEnd"/>
     </w:p>
     <w:p>
       <w:pPr>
@@ -10638,6 +10687,7 @@
         <w:rPr>
           <w:rFonts w:ascii="Times New Roman" w:hAnsi="Times New Roman" w:cs="Times New Roman"/>
         </w:rPr>
+        <w:lastRenderedPageBreak/>
         <w:t>deservește</w:t>
       </w:r>
       <w:proofErr w:type="spellEnd"/>
@@ -10974,7 +11024,6 @@
         <w:rPr>
           <w:rFonts w:ascii="Times New Roman" w:hAnsi="Times New Roman" w:cs="Times New Roman"/>
         </w:rPr>
-        <w:lastRenderedPageBreak/>
         <w:t>entități</w:t>
       </w:r>
       <w:proofErr w:type="spellEnd"/>
@@ -13231,6 +13280,7 @@
   <w:style w:type="character" w:default="1" w:styleId="DefaultParagraphFont">
     <w:name w:val="Default Paragraph Font"/>
     <w:uiPriority w:val="1"/>
+    <w:semiHidden/>
     <w:unhideWhenUsed/>
   </w:style>
   <w:style w:type="table" w:default="1" w:styleId="TableNormal">
